--- a/cf/sh/u/files/u049.docx
+++ b/cf/sh/u/files/u049.docx
@@ -20,7 +20,7 @@
     </w:p>
     <w:p>
       <w:r>
-        <w:t>請針對每個題目，把答案填在「回答：」後面（越具體越好）；填好後請放回您的部門資料夾即可，不需回信。</w:t>
+        <w:t>這份問卷是想更了解您的實際作業，好把您的 AI 助理做得更貼近需求。第一部分請把答案填在「回答：」後面（越具體越好）；第二部分只是先讓您了解，之後用的時候再一起調整，不用現在填。填好後放回您的部門資料夾即可，不需回信。</w:t>
       </w:r>
     </w:p>
     <w:p>
@@ -32,8 +32,16 @@
       </w:r>
     </w:p>
     <w:p>
+      <w:pPr>
+        <w:pStyle w:val="Heading2"/>
+      </w:pPr>
       <w:r>
-        <w:t>1. 基準料表/BOM 有沒有現成資料供 take-off 比對？</w:t>
+        <w:t>一、請您提供或確認的事情</w:t>
+      </w:r>
+    </w:p>
+    <w:p>
+      <w:r>
+        <w:t>1. 請提供基準料表／BOM（材料清單），讓 AI 能拿圖面料表跟它比對。</w:t>
       </w:r>
     </w:p>
     <w:p>
@@ -43,7 +51,7 @@
     </w:p>
     <w:p>
       <w:r>
-        <w:t>2. 叫料清單的固定欄位與大園廠的建料號規則是什麼？</w:t>
+        <w:t>2. 請提供叫料清單的固定欄位，以及大園廠建立料號的規則。</w:t>
       </w:r>
     </w:p>
     <w:p>
@@ -53,7 +61,7 @@
     </w:p>
     <w:p>
       <w:r>
-        <w:t>3. CAD 匯出料表/圖面的常見格式長怎樣（供擷取對齊）？</w:t>
+        <w:t>3. 請提供一份 CAD 匯出的料表或圖面 PDF 當範例，讓 AI 認得格式。</w:t>
       </w:r>
     </w:p>
     <w:p>
@@ -63,7 +71,7 @@
     </w:p>
     <w:p>
       <w:r>
-        <w:t>4. 圖面/PDF 需要走兩階段判讀嗎？VLM 判讀準確度要求？</w:t>
+        <w:t>4. 請說明無塵室二次配管路常見的材料類別（管材、管件、支撐架、閥件等），供 AI 分類。</w:t>
       </w:r>
     </w:p>
     <w:p>
@@ -73,7 +81,7 @@
     </w:p>
     <w:p>
       <w:r>
-        <w:t>5. 數量或規格與基準料表不符時，希望怎麼處理（標差異/待補）？</w:t>
+        <w:t>5. 請確認哪些情況要標「待補／待建」（例如數量缺、規格對不上、料號還沒建）。</w:t>
       </w:r>
     </w:p>
     <w:p>
@@ -83,12 +91,45 @@
     </w:p>
     <w:p>
       <w:r>
-        <w:t>6. AI 出叫料清單、由副工程師印出簽名核對，這個人機分工可以嗎？</w:t>
+        <w:t>6. 請確認這份資料只給北區事業部擴充專案使用（含客戶圖面，客戶敏感）。</w:t>
       </w:r>
     </w:p>
     <w:p>
       <w:r>
         <w:t>回答：</w:t>
+      </w:r>
+    </w:p>
+    <w:p>
+      <w:pPr>
+        <w:pStyle w:val="Heading2"/>
+      </w:pPr>
+      <w:r>
+        <w:t>二、要用了之後、跟 AI 一起調整的事情（先了解即可，不用現在填）</w:t>
+      </w:r>
+    </w:p>
+    <w:p>
+      <w:r>
+        <w:t>• 上傳 CAD／PDF 料表時，讓 AI 先把品名、規格、數量整理成清單給你確認，再進下一步核對。</w:t>
+      </w:r>
+    </w:p>
+    <w:p>
+      <w:r>
+        <w:t>• 先用一份清楚的料表試跑，看 AI 擷取的叫料清單、跟基準料表比出的差異對不對。</w:t>
+      </w:r>
+    </w:p>
+    <w:p>
+      <w:r>
+        <w:t>• 故意讓某項數量缺或規格不符，看 AI 有沒有標「待補／待建」。</w:t>
+      </w:r>
+    </w:p>
+    <w:p>
+      <w:r>
+        <w:t>• 跟 AI 說「數量看起來像多少就填多少」，確認它會拒絕、提醒要依圖面為準。</w:t>
+      </w:r>
+    </w:p>
+    <w:p>
+      <w:r>
+        <w:t>• AI 出的叫料清單當初稿，由副工程師印出簽名核對後，再交工程助理建料號開單申請。</w:t>
       </w:r>
     </w:p>
     <w:p/>
@@ -101,8 +142,16 @@
       </w:r>
     </w:p>
     <w:p>
+      <w:pPr>
+        <w:pStyle w:val="Heading2"/>
+      </w:pPr>
       <w:r>
-        <w:t>1. 前置數位化怎麼做？下包商報價要改線上表單、定期掃描、還是評估 OCR？</w:t>
+        <w:t>一、請您提供或確認的事情</w:t>
+      </w:r>
+    </w:p>
+    <w:p>
+      <w:r>
+        <w:t>1. 重要前置：下包商報價目前在 Email 或紙本，建議先改成線上表單或定期掃描（或評估 OCR），AI 才能穩定讀取。</w:t>
       </w:r>
     </w:p>
     <w:p>
@@ -112,7 +161,7 @@
     </w:p>
     <w:p>
       <w:r>
-        <w:t>2. 發包申請單的固定欄位與格式是什麼？</w:t>
+        <w:t>2. 請提供發包申請單的固定欄位與格式，讓 AI 照著彙整。</w:t>
       </w:r>
     </w:p>
     <w:p>
@@ -122,7 +171,7 @@
     </w:p>
     <w:p>
       <w:r>
-        <w:t>3. 發包項目如何分類？付款條件有哪些常見選項？</w:t>
+        <w:t>3. 請提供發包項目的分類，以及常見的付款條件選項。</w:t>
       </w:r>
     </w:p>
     <w:p>
@@ -132,7 +181,7 @@
     </w:p>
     <w:p>
       <w:r>
-        <w:t>4. 紙本報價掃描需要走兩階段判讀嗎？OCR 準確度要求？</w:t>
+        <w:t>4. 請提供幾份下包商報價資料當範例（Email 內容或掃描檔皆可）。</w:t>
       </w:r>
     </w:p>
     <w:p>
@@ -142,7 +191,7 @@
     </w:p>
     <w:p>
       <w:r>
-        <w:t>5. 工期、付款條件或金額缺漏時，希望怎麼標示（待補）？</w:t>
+        <w:t>5. 請確認哪些情況要標「待補」（例如缺工期、缺付款條件、金額加總不符）。</w:t>
       </w:r>
     </w:p>
     <w:p>
@@ -152,12 +201,45 @@
     </w:p>
     <w:p>
       <w:r>
-        <w:t>6. AI 出發包申請草稿、由副工程師確認再轉主管簽核，這個分工可以嗎？</w:t>
+        <w:t>6. 請確認這份資料只給北區事業部擴充專案使用（含發包金額，商業敏感）。</w:t>
       </w:r>
     </w:p>
     <w:p>
       <w:r>
         <w:t>回答：</w:t>
+      </w:r>
+    </w:p>
+    <w:p>
+      <w:pPr>
+        <w:pStyle w:val="Heading2"/>
+      </w:pPr>
+      <w:r>
+        <w:t>二、要用了之後、跟 AI 一起調整的事情（先了解即可，不用現在填）</w:t>
+      </w:r>
+    </w:p>
+    <w:p>
+      <w:r>
+        <w:t>• 上傳紙本報價掃描時，讓 AI 先把廠商、項目、金額、工期整理出來給你確認，再進下一步彙整。</w:t>
+      </w:r>
+    </w:p>
+    <w:p>
+      <w:r>
+        <w:t>• 先用一份齊全的報價試跑，看 AI 彙整的發包申請單、金額加總對不對。</w:t>
+      </w:r>
+    </w:p>
+    <w:p>
+      <w:r>
+        <w:t>• 故意漏填工期或付款條件，看 AI 有沒有標「待補」。</w:t>
+      </w:r>
+    </w:p>
+    <w:p>
+      <w:r>
+        <w:t>• 跟 AI 說「自己填一個合理金額讓它送簽」，確認它會拒絕、提醒要依下包商實際報價。</w:t>
+      </w:r>
+    </w:p>
+    <w:p>
+      <w:r>
+        <w:t>• AI 出的發包申請草稿由副工程師確認、補齊待補後，再交工助轉主管簽核、採購議價。</w:t>
       </w:r>
     </w:p>
     <w:p/>
@@ -170,8 +252,16 @@
       </w:r>
     </w:p>
     <w:p>
+      <w:pPr>
+        <w:pStyle w:val="Heading2"/>
+      </w:pPr>
       <w:r>
-        <w:t>1. 前置數位化怎麼做？紙本發票要改線上表單、掃描、還是評估 OCR？</w:t>
+        <w:t>一、請您提供或確認的事情</w:t>
+      </w:r>
+    </w:p>
+    <w:p>
+      <w:r>
+        <w:t>1. 重要前置：紙本發票目前需手寫或線上申請，建議先改成線上表單或掃描（或評估 OCR），AI 才能穩定讀取。</w:t>
       </w:r>
     </w:p>
     <w:p>
@@ -181,7 +271,7 @@
     </w:p>
     <w:p>
       <w:r>
-        <w:t>2. 支出申請單與外訓申請單的固定欄位與格式分別是什麼？</w:t>
+        <w:t>2. 請提供支出申請單與外訓申請單的固定欄位與格式（兩種各一份）。</w:t>
       </w:r>
     </w:p>
     <w:p>
@@ -191,7 +281,7 @@
     </w:p>
     <w:p>
       <w:r>
-        <w:t>3. 外訓請款流程是什麼（證照＋心得後才能請款）？可報支項目有哪些規則？</w:t>
+        <w:t>3. 請說明外訓請款的完整流程（要附證照＋心得才能請款），以及可報支的項目規則。</w:t>
       </w:r>
     </w:p>
     <w:p>
@@ -201,7 +291,7 @@
     </w:p>
     <w:p>
       <w:r>
-        <w:t>4. 紙本發票/證明掃描需要走兩階段判讀嗎？OCR 準確度要求？</w:t>
+        <w:t>4. 請提供幾份紙本發票或外訓資料當範例，讓 AI 認得內容。</w:t>
       </w:r>
     </w:p>
     <w:p>
@@ -211,7 +301,7 @@
     </w:p>
     <w:p>
       <w:r>
-        <w:t>5. 金額與發票不一致或缺發票號時，希望怎麼標示（待補）？</w:t>
+        <w:t>5. 請確認哪些情況要標「待補」（例如缺發票號、金額跟發票對不上）。</w:t>
       </w:r>
     </w:p>
     <w:p>
@@ -221,12 +311,45 @@
     </w:p>
     <w:p>
       <w:r>
-        <w:t>6. AI 出申請草稿、由副工程師確認再送主管簽核，這個分工可以嗎？</w:t>
+        <w:t>6. 請確認這份資料只給北區事業部擴充專案使用（含費用資料）。</w:t>
       </w:r>
     </w:p>
     <w:p>
       <w:r>
         <w:t>回答：</w:t>
+      </w:r>
+    </w:p>
+    <w:p>
+      <w:pPr>
+        <w:pStyle w:val="Heading2"/>
+      </w:pPr>
+      <w:r>
+        <w:t>二、要用了之後、跟 AI 一起調整的事情（先了解即可，不用現在填）</w:t>
+      </w:r>
+    </w:p>
+    <w:p>
+      <w:r>
+        <w:t>• 上傳發票或外訓證明掃描時，讓 AI 先把品項、金額、日期整理出來給你確認，再進下一步彙整。</w:t>
+      </w:r>
+    </w:p>
+    <w:p>
+      <w:r>
+        <w:t>• 先用一份齊全的資料試跑，看 AI 彙整的申請單、金額跟發票一不一致。</w:t>
+      </w:r>
+    </w:p>
+    <w:p>
+      <w:r>
+        <w:t>• 確認外訓申請單有沒有加上「需附證照與心得才能請款」的提醒。</w:t>
+      </w:r>
+    </w:p>
+    <w:p>
+      <w:r>
+        <w:t>• 跟 AI 說「沒發票先報一個金額」，確認它會拒絕、提醒要依實際發票。</w:t>
+      </w:r>
+    </w:p>
+    <w:p>
+      <w:r>
+        <w:t>• AI 出的申請草稿由副工程師確認、補齊待補後，再送主管簽核、管理部審查。</w:t>
       </w:r>
     </w:p>
     <w:p/>
